--- a/小野町_引継ぎ_整理済/11_見える化出力依頼/小野町_見える化システム入力の手順_20260925.docx
+++ b/小野町_引継ぎ_整理済/11_見える化出力依頼/小野町_見える化システム入力の手順_20260925.docx
@@ -1938,7 +1938,7 @@
               <w:rPr>
                 <w:sz w:val="17"/>
               </w:rPr>
-              <w:t>48,017,803</w:t>
+              <w:t>47,969,208</w:t>
             </w:r>
           </w:p>
         </w:tc>
@@ -1954,7 +1954,7 @@
               <w:rPr>
                 <w:sz w:val="17"/>
               </w:rPr>
-              <w:t>47,878,135</w:t>
+              <w:t>47,766,979</w:t>
             </w:r>
           </w:p>
         </w:tc>
@@ -1970,7 +1970,7 @@
               <w:rPr>
                 <w:sz w:val="17"/>
               </w:rPr>
-              <w:t>47,738,467</w:t>
+              <w:t>47,564,749</w:t>
             </w:r>
           </w:p>
         </w:tc>
@@ -1986,7 +1986,7 @@
               <w:rPr>
                 <w:sz w:val="17"/>
               </w:rPr>
-              <w:t>143,634,405</w:t>
+              <w:t>143,300,936</w:t>
             </w:r>
           </w:p>
         </w:tc>
@@ -2030,7 +2030,7 @@
               <w:rPr>
                 <w:sz w:val="17"/>
               </w:rPr>
-              <w:t>23,662,659</w:t>
+              <w:t>23,638,712</w:t>
             </w:r>
           </w:p>
         </w:tc>
@@ -2046,7 +2046,7 @@
               <w:rPr>
                 <w:sz w:val="17"/>
               </w:rPr>
-              <w:t>23,593,832</w:t>
+              <w:t>23,539,055</w:t>
             </w:r>
           </w:p>
         </w:tc>
@@ -2062,7 +2062,7 @@
               <w:rPr>
                 <w:sz w:val="17"/>
               </w:rPr>
-              <w:t>23,525,005</w:t>
+              <w:t>23,439,399</w:t>
             </w:r>
           </w:p>
         </w:tc>
@@ -2078,7 +2078,7 @@
               <w:rPr>
                 <w:sz w:val="17"/>
               </w:rPr>
-              <w:t>70,781,496</w:t>
+              <w:t>70,617,166</w:t>
             </w:r>
           </w:p>
         </w:tc>
@@ -2122,7 +2122,7 @@
               <w:rPr>
                 <w:sz w:val="17"/>
               </w:rPr>
-              <w:t>2,555,009</w:t>
+              <w:t>2,552,424</w:t>
             </w:r>
           </w:p>
         </w:tc>
@@ -2138,7 +2138,7 @@
               <w:rPr>
                 <w:sz w:val="17"/>
               </w:rPr>
-              <w:t>2,547,578</w:t>
+              <w:t>2,541,663</w:t>
             </w:r>
           </w:p>
         </w:tc>
@@ -2154,7 +2154,7 @@
               <w:rPr>
                 <w:sz w:val="17"/>
               </w:rPr>
-              <w:t>2,540,146</w:t>
+              <w:t>2,530,903</w:t>
             </w:r>
           </w:p>
         </w:tc>
@@ -2170,7 +2170,7 @@
               <w:rPr>
                 <w:sz w:val="17"/>
               </w:rPr>
-              <w:t>7,642,733</w:t>
+              <w:t>7,624,989</w:t>
             </w:r>
           </w:p>
         </w:tc>
@@ -2306,7 +2306,7 @@
               <w:rPr>
                 <w:sz w:val="17"/>
               </w:rPr>
-              <w:t>13,861</w:t>
+              <w:t>13,813</w:t>
             </w:r>
           </w:p>
         </w:tc>
@@ -2322,7 +2322,7 @@
               <w:rPr>
                 <w:sz w:val="17"/>
               </w:rPr>
-              <w:t>13,821</w:t>
+              <w:t>13,719</w:t>
             </w:r>
           </w:p>
         </w:tc>
@@ -2338,7 +2338,7 @@
               <w:rPr>
                 <w:sz w:val="17"/>
               </w:rPr>
-              <w:t>13,781</w:t>
+              <w:t>13,626</w:t>
             </w:r>
           </w:p>
         </w:tc>
@@ -2354,7 +2354,7 @@
               <w:rPr>
                 <w:sz w:val="17"/>
               </w:rPr>
-              <w:t>41,463</w:t>
+              <w:t>41,158</w:t>
             </w:r>
           </w:p>
         </w:tc>
@@ -2830,7 +2830,7 @@
     </w:p>
     <w:p>
       <w:r>
-        <w:t>**加算4項目（76・79・81・82行）を入れると、標準給付費見込額は第10期3年計3,101,160,492円になります。**受領したワークシートはこの4項目がすべて0で、標準給付費＝総給付費3,101,295,000円となっています。</w:t>
+        <w:t>**加算4項目（76・79・81・82行）を入れると、標準給付費見込額は第10期3年計3,093,948,167円になります。**受領したワークシートはこの4項目がすべて0で、標準給付費＝総給付費3,101,295,000円となっています。</w:t>
       </w:r>
     </w:p>
     <w:p>
@@ -4197,7 +4197,7 @@
               <w:rPr>
                 <w:sz w:val="17"/>
               </w:rPr>
-              <w:t>3,101,160千円</w:t>
+              <w:t>3,093,948千円</w:t>
             </w:r>
           </w:p>
         </w:tc>
@@ -4213,7 +4213,7 @@
               <w:rPr>
                 <w:sz w:val="17"/>
               </w:rPr>
-              <w:t>-135千円</w:t>
+              <w:t>-7,347千円</w:t>
             </w:r>
           </w:p>
         </w:tc>
@@ -4430,7 +4430,7 @@
               <w:rPr>
                 <w:sz w:val="17"/>
               </w:rPr>
-              <w:t>**既存の「将来推計1」を上書きしない。**自然体推計に戻せなくなる恐れがある</w:t>
+              <w:t>**既存の「将来推計1」を上書きしない。**設定を戻すより、作り直すほうが確かである</w:t>
             </w:r>
           </w:p>
         </w:tc>
@@ -4717,7 +4717,7 @@
               <w:rPr>
                 <w:sz w:val="17"/>
               </w:rPr>
-              <w:t>**一度編集すると自然体推計に戻せない。**記述は総括表の出力後に行う</w:t>
+              <w:t>**編集すると自然体推計の値がピンクで表示され、「自然体推計に全て戻す」ボタンが押せる状態になる。**意図して施策反映を行うのでなければ、3画面ともこのボタンを押して自然体推計に戻したうえで進む。**ボタンが押せる状態のまま総括表を出すと、伸びの窓を変えても見込量が動かない。**記述は総括表の出力後に行う</w:t>
             </w:r>
           </w:p>
         </w:tc>

--- a/小野町_引継ぎ_整理済/11_見える化出力依頼/小野町_見える化システム入力の手順_20260925.docx
+++ b/小野町_引継ぎ_整理済/11_見える化出力依頼/小野町_見える化システム入力の手順_20260925.docx
@@ -3878,7 +3878,7 @@
     </w:p>
     <w:p>
       <w:r>
-        <w:t>**この13欄を入れると、調整交付金見込交付割合（95行）が自動で出ます。**所得段階別加入割合補正係数（99行）が計算され、すでに入っている後期高齢者加入割合補正係数（96行。令和9年度0.9558・令和10年度0.9802・令和11年度1.0065）と組み合わさるためです。**当方が第9期の公表値から逆算した6.148％と突き合わせてください。**ここが合えば、保険料の算式の理解が正しいことの裏づけになります。</w:t>
+        <w:t>**この13欄を入れると、調整交付金見込交付割合（95行）が自動で出ます。**所得段階別加入割合補正係数（99行）が計算され、すでに入っている後期高齢者加入割合補正係数（96行。令和9年度0.9558・令和10年度0.9802・令和11年度1.0065）と組み合わさるためです。**当方が同じ算式で求めた値（令和9年度6.107％・令和10年度5.548％・令和11年度4.945％）と突き合わせてください。**ここが合えば、保険料の算式の理解が正しいことの裏づけになります。</w:t>
       </w:r>
     </w:p>
     <w:p>
@@ -4635,7 +4635,7 @@
               <w:rPr>
                 <w:sz w:val="17"/>
               </w:rPr>
-              <w:t>**調整交付金見込交付割合が自動で出る。6.148％と突き合わせる**</w:t>
+              <w:t>**調整交付金見込交付割合が自動で出る。当方の算式値と突き合わせる**</w:t>
             </w:r>
           </w:p>
         </w:tc>
